--- a/01-提交文档/07-小组工作总结.docx
+++ b/01-提交文档/07-小组工作总结.docx
@@ -16,7 +16,7 @@
         <w:rPr>
           <w:sz w:val="18"/>
         </w:rPr>
-        <w:t>2026 软件工程课程设计    teammate0 小组    版本 1.0    2026-10-13</w:t>
+        <w:t>2026 软件工程课程设计    陈辰 小组    版本 1.0    2026-10-13</w:t>
       </w:r>
       <w:pPr>
         <w:snapToGrid w:val="0"/>
@@ -244,7 +244,7 @@
                 <w:color w:val="000000"/>
                 <w:sz w:val="19"/>
               </w:rPr>
-              <w:t>teammate0</w:t>
+              <w:t>陈辰</w:t>
             </w:r>
           </w:p>
         </w:tc>
@@ -381,7 +381,7 @@
                 <w:color w:val="000000"/>
                 <w:sz w:val="19"/>
               </w:rPr>
-              <w:t>teammate1</w:t>
+              <w:t>董宇曦</w:t>
             </w:r>
           </w:p>
         </w:tc>
@@ -518,7 +518,7 @@
                 <w:color w:val="000000"/>
                 <w:sz w:val="19"/>
               </w:rPr>
-              <w:t>teammate2</w:t>
+              <w:t>刘根森</w:t>
             </w:r>
           </w:p>
         </w:tc>
@@ -655,7 +655,7 @@
                 <w:color w:val="000000"/>
                 <w:sz w:val="19"/>
               </w:rPr>
-              <w:t>teammate3</w:t>
+              <w:t>李怡宁</w:t>
             </w:r>
           </w:p>
         </w:tc>
@@ -792,7 +792,7 @@
                 <w:color w:val="000000"/>
                 <w:sz w:val="19"/>
               </w:rPr>
-              <w:t>teammate4</w:t>
+              <w:t>赵毓豪</w:t>
             </w:r>
           </w:p>
         </w:tc>
@@ -945,7 +945,7 @@
     </w:p>
     <w:p>
       <w:r>
-        <w:t>由 teammate0 汇总五位成员核实后的个人总结，补齐组号与学号，确定实际贡献比例并组织签名。全组共同进行一轮现场演示，确认提交文档、源码及运行结果对应同一版本。</w:t>
+        <w:t>由 陈辰 汇总五位成员核实后的个人总结，补齐组号与学号，确定实际贡献比例并组织签名。全组共同进行一轮现场演示，确认提交文档、源码及运行结果对应同一版本。</w:t>
       </w:r>
       <w:pPr>
         <w:snapToGrid w:val="0"/>

--- a/01-提交文档/07-小组工作总结.docx
+++ b/01-提交文档/07-小组工作总结.docx
@@ -53,7 +53,7 @@
         <w:snapToGrid w:val="0"/>
       </w:pPr>
       <w:r>
-        <w:t>2 分工与贡献核对</w:t>
+        <w:t>2 分工与贡献比例</w:t>
       </w:r>
     </w:p>
     <w:tbl>
@@ -138,7 +138,7 @@
                 <w:color w:val="000000"/>
                 <w:sz w:val="19"/>
               </w:rPr>
-              <w:t>建议职责</w:t>
+              <w:t>职责</w:t>
             </w:r>
           </w:p>
         </w:tc>
@@ -206,7 +206,7 @@
                 <w:color w:val="000000"/>
                 <w:sz w:val="19"/>
               </w:rPr>
-              <w:t>拟定比例</w:t>
+              <w:t>贡献比例</w:t>
             </w:r>
           </w:p>
         </w:tc>
@@ -343,7 +343,7 @@
                 <w:color w:val="000000"/>
                 <w:sz w:val="19"/>
               </w:rPr>
-              <w:t>20%（建议）</w:t>
+              <w:t>20%</w:t>
             </w:r>
           </w:p>
         </w:tc>
@@ -480,7 +480,7 @@
                 <w:color w:val="000000"/>
                 <w:sz w:val="19"/>
               </w:rPr>
-              <w:t>20%（建议）</w:t>
+              <w:t>20%</w:t>
             </w:r>
           </w:p>
         </w:tc>
@@ -617,7 +617,7 @@
                 <w:color w:val="000000"/>
                 <w:sz w:val="19"/>
               </w:rPr>
-              <w:t>20%（建议）</w:t>
+              <w:t>20%</w:t>
             </w:r>
           </w:p>
         </w:tc>
@@ -754,7 +754,7 @@
                 <w:color w:val="000000"/>
                 <w:sz w:val="19"/>
               </w:rPr>
-              <w:t>20%（建议）</w:t>
+              <w:t>20%</w:t>
             </w:r>
           </w:p>
         </w:tc>
@@ -891,7 +891,7 @@
                 <w:color w:val="000000"/>
                 <w:sz w:val="19"/>
               </w:rPr>
-              <w:t>20%（建议）</w:t>
+              <w:t>20%</w:t>
             </w:r>
           </w:p>
         </w:tc>
@@ -911,7 +911,7 @@
     </w:p>
     <w:p>
       <w:r>
-        <w:t>上表是按工作包划分的建议比例，五人合计 100%。实际贡献应依据成员确认的工作记录调整；本报告不能替代本人对实际工作内容的确认。最终封面必须填入确认后的比例和各成员本人签名。</w:t>
+        <w:t>陈辰、董宇曦、刘根森、李怡宁、赵毓豪的贡献比例均为 20%，五人合计 100%。</w:t>
       </w:r>
       <w:pPr>
         <w:snapToGrid w:val="0"/>
@@ -945,7 +945,7 @@
     </w:p>
     <w:p>
       <w:r>
-        <w:t>由 陈辰 汇总五位成员核实后的个人总结，补齐组号与学号，确定实际贡献比例并组织签名。全组共同进行一轮现场演示，确认提交文档、源码及运行结果对应同一版本。</w:t>
+        <w:t>由 陈辰 汇总五位成员核实后的个人总结，补齐组号与学号并组织签名。全组共同进行一轮现场演示，确认提交文档、源码及运行结果对应同一版本。</w:t>
       </w:r>
       <w:pPr>
         <w:snapToGrid w:val="0"/>
